--- a/api/templates/Estate Planning Material Review (Clio).docx
+++ b/api/templates/Estate Planning Material Review (Clio).docx
@@ -111,7 +111,6 @@
             <w:r>
               <w:rPr>
                 <w:rStyle w:val="TableTextChar"/>
-                <w:highlight w:val="yellow"/>
               </w:rPr>
               <w:t>&lt;&lt; Matter.Client.Name &gt;&gt;</w:t>
             </w:r>
@@ -148,7 +147,6 @@
               <w:rPr>
                 <w:b w:val="0"/>
                 <w:bCs w:val="0"/>
-                <w:highlight w:val="yellow"/>
               </w:rPr>
               <w:t>&lt;&lt; Matter.CustomField.FinancialAdviserName &gt;&gt;</w:t>
             </w:r>
@@ -1037,21 +1035,15 @@
               <w:pStyle w:val="BulletTickBoxes"/>
             </w:pPr>
             <w:r>
-              <w:rPr>
-                <w:highlight w:val="cyan"/>
-              </w:rPr>
+              <w:rPr/>
               <w:t>[#</w:t>
             </w:r>
             <w:r>
-              <w:rPr>
-                <w:highlight w:val="cyan"/>
-              </w:rPr>
+              <w:rPr/>
               <w:t>couple</w:t>
             </w:r>
             <w:r>
-              <w:rPr>
-                <w:highlight w:val="cyan"/>
-              </w:rPr>
+              <w:rPr/>
               <w:t>]</w:t>
             </w:r>
             <w:r>
@@ -1216,9 +1208,7 @@
               <w:t xml:space="preserve"> </w:t>
             </w:r>
             <w:r>
-              <w:rPr>
-                <w:highlight w:val="yellow"/>
-              </w:rPr>
+              <w:rPr/>
               <w:t>&lt;&lt; Matter.Relationships.Mr.FirstName &gt;&gt;</w:t>
             </w:r>
             <w:r>
@@ -1294,21 +1284,15 @@
               <w:framePr w:wrap="around"/>
             </w:pPr>
             <w:r>
-              <w:rPr>
-                <w:highlight w:val="cyan"/>
-              </w:rPr>
+              <w:rPr/>
               <w:t>[#</w:t>
             </w:r>
             <w:r>
-              <w:rPr>
-                <w:highlight w:val="cyan"/>
-              </w:rPr>
+              <w:rPr/>
               <w:t>couple</w:t>
             </w:r>
             <w:r>
-              <w:rPr>
-                <w:highlight w:val="cyan"/>
-              </w:rPr>
+              <w:rPr/>
               <w:t>]</w:t>
             </w:r>
             <w:r>
@@ -1345,9 +1329,7 @@
               <w:t xml:space="preserve"> </w:t>
             </w:r>
             <w:r>
-              <w:rPr>
-                <w:highlight w:val="yellow"/>
-              </w:rPr>
+              <w:rPr/>
               <w:t>&lt;&lt; Matter.Relationships.Mrs.FirstName &gt;&gt;</w:t>
             </w:r>
             <w:r>
@@ -1538,9 +1520,7 @@
               <w:t xml:space="preserve"> </w:t>
             </w:r>
             <w:r>
-              <w:rPr>
-                <w:highlight w:val="yellow"/>
-              </w:rPr>
+              <w:rPr/>
               <w:t>&lt;&lt; Matter.Relationships.Mr.FirstName &gt;&gt;</w:t>
             </w:r>
             <w:r>
@@ -1777,22 +1757,16 @@
               <w:framePr w:wrap="around"/>
             </w:pPr>
             <w:r>
-              <w:rPr>
-                <w:highlight w:val="cyan"/>
-              </w:rPr>
+              <w:rPr/>
               <w:lastRenderedPageBreak/>
               <w:t>[#</w:t>
             </w:r>
             <w:r>
-              <w:rPr>
-                <w:highlight w:val="cyan"/>
-              </w:rPr>
+              <w:rPr/>
               <w:t>couple</w:t>
             </w:r>
             <w:r>
-              <w:rPr>
-                <w:highlight w:val="cyan"/>
-              </w:rPr>
+              <w:rPr/>
               <w:t>]</w:t>
             </w:r>
             <w:r>
@@ -1805,9 +1779,7 @@
               <w:t xml:space="preserve"> </w:t>
             </w:r>
             <w:r>
-              <w:rPr>
-                <w:highlight w:val="yellow"/>
-              </w:rPr>
+              <w:rPr/>
               <w:t>&lt;&lt; Matter.Relationships.Mrs.FirstName &gt;&gt;</w:t>
             </w:r>
             <w:r>
@@ -3389,9 +3361,7 @@
               <w:t xml:space="preserve"> </w:t>
             </w:r>
             <w:r>
-              <w:rPr>
-                <w:highlight w:val="yellow"/>
-              </w:rPr>
+              <w:rPr/>
               <w:t>&lt;&lt; Matter.Relationships.Mr.FirstName &gt;&gt;</w:t>
             </w:r>
           </w:p>
@@ -3417,21 +3387,15 @@
               <w:pStyle w:val="BulletTickBoxes"/>
             </w:pPr>
             <w:r>
-              <w:rPr>
-                <w:highlight w:val="cyan"/>
-              </w:rPr>
+              <w:rPr/>
               <w:t>[#</w:t>
             </w:r>
             <w:r>
-              <w:rPr>
-                <w:highlight w:val="cyan"/>
-              </w:rPr>
+              <w:rPr/>
               <w:t>couple</w:t>
             </w:r>
             <w:r>
-              <w:rPr>
-                <w:highlight w:val="cyan"/>
-              </w:rPr>
+              <w:rPr/>
               <w:t>]</w:t>
             </w:r>
             <w:r>
@@ -3460,9 +3424,7 @@
               <w:t xml:space="preserve"> </w:t>
             </w:r>
             <w:r>
-              <w:rPr>
-                <w:highlight w:val="yellow"/>
-              </w:rPr>
+              <w:rPr/>
               <w:t>&lt;&lt; Matter.Relationships.Mrs.FirstName &gt;&gt;</w:t>
             </w:r>
           </w:p>
@@ -3604,9 +3566,7 @@
               <w:t xml:space="preserve"> </w:t>
             </w:r>
             <w:r>
-              <w:rPr>
-                <w:highlight w:val="yellow"/>
-              </w:rPr>
+              <w:rPr/>
               <w:t>&lt;&lt; Matter.Relationships.Mr.FirstName &gt;&gt;</w:t>
             </w:r>
           </w:p>
@@ -3632,21 +3592,15 @@
               <w:pStyle w:val="BulletTickBoxes"/>
             </w:pPr>
             <w:r>
-              <w:rPr>
-                <w:highlight w:val="cyan"/>
-              </w:rPr>
+              <w:rPr/>
               <w:t>[#</w:t>
             </w:r>
             <w:r>
-              <w:rPr>
-                <w:highlight w:val="cyan"/>
-              </w:rPr>
+              <w:rPr/>
               <w:t>couple</w:t>
             </w:r>
             <w:r>
-              <w:rPr>
-                <w:highlight w:val="cyan"/>
-              </w:rPr>
+              <w:rPr/>
               <w:t>]</w:t>
             </w:r>
             <w:r>
@@ -3675,21 +3629,15 @@
               <w:t xml:space="preserve"> </w:t>
             </w:r>
             <w:r>
-              <w:rPr>
-                <w:highlight w:val="yellow"/>
-              </w:rPr>
+              <w:rPr/>
               <w:t>&lt;&lt; Matter.Relationships.Mr</w:t>
             </w:r>
             <w:r>
-              <w:rPr>
-                <w:highlight w:val="yellow"/>
-              </w:rPr>
+              <w:rPr/>
               <w:t>s</w:t>
             </w:r>
             <w:r>
-              <w:rPr>
-                <w:highlight w:val="yellow"/>
-              </w:rPr>
+              <w:rPr/>
               <w:t>.FirstName &gt;&gt;</w:t>
             </w:r>
           </w:p>
@@ -3852,9 +3800,7 @@
               <w:t xml:space="preserve"> </w:t>
             </w:r>
             <w:r>
-              <w:rPr>
-                <w:highlight w:val="yellow"/>
-              </w:rPr>
+              <w:rPr/>
               <w:t>&lt;&lt; Matter.Relationships.Mr.FirstName &gt;&gt;</w:t>
             </w:r>
           </w:p>
@@ -3869,21 +3815,15 @@
               <w:pStyle w:val="BulletTickBoxes"/>
             </w:pPr>
             <w:r>
-              <w:rPr>
-                <w:highlight w:val="cyan"/>
-              </w:rPr>
+              <w:rPr/>
               <w:t>[#</w:t>
             </w:r>
             <w:r>
-              <w:rPr>
-                <w:highlight w:val="cyan"/>
-              </w:rPr>
+              <w:rPr/>
               <w:t>couple</w:t>
             </w:r>
             <w:r>
-              <w:rPr>
-                <w:highlight w:val="cyan"/>
-              </w:rPr>
+              <w:rPr/>
               <w:t>]</w:t>
             </w:r>
             <w:r>
@@ -3912,21 +3852,15 @@
               <w:t xml:space="preserve"> </w:t>
             </w:r>
             <w:r>
-              <w:rPr>
-                <w:highlight w:val="yellow"/>
-              </w:rPr>
+              <w:rPr/>
               <w:t>&lt;&lt; Matter.Relationships.Mr</w:t>
             </w:r>
             <w:r>
-              <w:rPr>
-                <w:highlight w:val="yellow"/>
-              </w:rPr>
+              <w:rPr/>
               <w:t>s</w:t>
             </w:r>
             <w:r>
-              <w:rPr>
-                <w:highlight w:val="yellow"/>
-              </w:rPr>
+              <w:rPr/>
               <w:t>.FirstName &gt;&gt;</w:t>
             </w:r>
           </w:p>
